--- a/data/outputs/note_strategique_2024.docx
+++ b/data/outputs/note_strategique_2024.docx
@@ -289,7 +289,7 @@
         <w:pStyle w:val="ListBullet"/>
       </w:pPr>
       <w:r>
-        <w:t>Commentaire n° 74 (pme-typologie) — non validé</w:t>
+        <w:t>Commentaire n° 786 (pme-typologie) — non validé</w:t>
       </w:r>
     </w:p>
     <w:p>
@@ -297,7 +297,7 @@
         <w:pStyle w:val="ListBullet"/>
       </w:pPr>
       <w:r>
-        <w:t>Commentaire n° 75 (pme-secteur-activite) — non validé</w:t>
+        <w:t>Commentaire n° 787 (pme-secteur-activite) — non validé</w:t>
       </w:r>
     </w:p>
     <w:p>
@@ -305,7 +305,7 @@
         <w:pStyle w:val="ListBullet"/>
       </w:pPr>
       <w:r>
-        <w:t>Commentaire n° 64 (stock-pme-secteur-activite) — non validé</w:t>
+        <w:t>Commentaire n° 776 (stock-pme-secteur-activite) — non validé</w:t>
       </w:r>
     </w:p>
     <w:p>
@@ -313,7 +313,7 @@
         <w:pStyle w:val="ListBullet"/>
       </w:pPr>
       <w:r>
-        <w:t>Commentaire n° 66 (pme-creees-sur-periode) — non validé</w:t>
+        <w:t>Commentaire n° 778 (pme-creees-sur-periode) — non validé</w:t>
       </w:r>
     </w:p>
     <w:p>
@@ -321,7 +321,7 @@
         <w:pStyle w:val="ListBullet"/>
       </w:pPr>
       <w:r>
-        <w:t>Commentaire n° 71 (upa-enregistrees-dans-bureaux-communaux-region) — non validé</w:t>
+        <w:t>Commentaire n° 783 (upa-enregistrees-dans-bureaux-communaux-region) — non validé</w:t>
       </w:r>
     </w:p>
     <w:p>
@@ -329,7 +329,7 @@
         <w:pStyle w:val="ListBullet"/>
       </w:pPr>
       <w:r>
-        <w:t>Commentaire n° 73 (upa-enregistrees-typologie-artisanat-region) — non validé</w:t>
+        <w:t>Commentaire n° 785 (upa-enregistrees-typologie-artisanat-region) — non validé</w:t>
       </w:r>
     </w:p>
     <w:p>

--- a/data/outputs/note_strategique_2024.docx
+++ b/data/outputs/note_strategique_2024.docx
@@ -2,15 +2,6 @@
 <file path=word/document.xml><?xml version="1.0" encoding="utf-8"?>
 <w:document xmlns:wpc="http://schemas.microsoft.com/office/word/2010/wordprocessingCanvas" xmlns:mo="http://schemas.microsoft.com/office/mac/office/2008/main" xmlns:mc="http://schemas.openxmlformats.org/markup-compatibility/2006" xmlns:mv="urn:schemas-microsoft-com:mac:vml" xmlns:o="urn:schemas-microsoft-com:office:office" xmlns:r="http://schemas.openxmlformats.org/officeDocument/2006/relationships" xmlns:m="http://schemas.openxmlformats.org/officeDocument/2006/math" xmlns:v="urn:schemas-microsoft-com:vml" xmlns:wp14="http://schemas.microsoft.com/office/word/2010/wordprocessingDrawing" xmlns:wp="http://schemas.openxmlformats.org/drawingml/2006/wordprocessingDrawing" xmlns:w10="urn:schemas-microsoft-com:office:word" xmlns:w="http://schemas.openxmlformats.org/wordprocessingml/2006/main" xmlns:w14="http://schemas.microsoft.com/office/word/2010/wordml" xmlns:wpg="http://schemas.microsoft.com/office/word/2010/wordprocessingGroup" xmlns:wpi="http://schemas.microsoft.com/office/word/2010/wordprocessingInk" xmlns:wne="http://schemas.microsoft.com/office/word/2006/wordml" xmlns:wps="http://schemas.microsoft.com/office/word/2010/wordprocessingShape" mc:Ignorable="w14 wp14">
   <w:body>
-    <w:p>
-      <w:r>
-        <w:rPr>
-          <w:color w:val="595959"/>
-          <w:sz w:val="18"/>
-        </w:rPr>
-        <w:t>MINPMEESA — Cellule des Statistiques</w:t>
-      </w:r>
-    </w:p>
     <w:p>
       <w:pPr>
         <w:pStyle w:val="Title"/>
@@ -29,7 +20,7 @@
           <w:color w:val="595959"/>
           <w:sz w:val="16"/>
         </w:rPr>
-        <w:t>Établie le 28/09/2026 ; 6 évolutions retenues ; 689 mots ; modèle : extractif (sans modèle de langage)</w:t>
+        <w:t>Établie le 01/10/2026 ; 6 évolutions retenues ; 754 mots ; modèle : extractif (sans modèle de langage)</w:t>
       </w:r>
     </w:p>
     <w:p>
@@ -75,7 +66,7 @@
         <w:pStyle w:val="ListBullet"/>
       </w:pPr>
       <w:r>
-        <w:t>Par rapport à 2023, l'évolution la plus marquée concerne « Stock des PME » (hausse de 12,8 %).</w:t>
+        <w:t>Par rapport à 2023, dans la répartition par typologie, l'évolution la plus marquée concerne « TPE » (hausse de 12,1 % de la valeur ajoutée).</w:t>
       </w:r>
     </w:p>
     <w:p>
@@ -83,7 +74,7 @@
         <w:pStyle w:val="ListBullet"/>
       </w:pPr>
       <w:r>
-        <w:t>Par rapport à 2023, l'évolution la plus marquée concerne « Primaire » (hausse de 12,1 %).</w:t>
+        <w:t>Par rapport à 2023, dans la répartition par secteur d’activité, l'évolution la plus marquée concerne « Primaire » (hausse de 12,1 % de la valeur ajoutée).</w:t>
       </w:r>
     </w:p>
     <w:p>
@@ -91,7 +82,7 @@
         <w:pStyle w:val="ListBullet"/>
       </w:pPr>
       <w:r>
-        <w:t>Par rapport à 2023, l'évolution la plus marquée concerne « Secondaire » (hausse de 26,1 %).</w:t>
+        <w:t>Par rapport à 2023, dans la répartition par secteur, l'évolution la plus marquée concerne « Secondaire » (hausse de 26,1 % du stock).</w:t>
       </w:r>
     </w:p>
     <w:p>
@@ -104,32 +95,32 @@
     </w:p>
     <w:p>
       <w:r>
-        <w:t>Évolution de la VA des PME entre 2018 et 2024 par typologie : Par rapport à 2023, l'évolution la plus marquée concerne « Stock des PME » (hausse de 12,8 %). Tendance à la hausse confirmée sur les trois derniers intervalles disponibles. Aucun objectif documenté dans le corpus.</w:t>
+        <w:t>Évolution de la VA des PME entre 2018 et 2024 par typologie : Par rapport à 2023, dans la répartition par typologie, l'évolution la plus marquée concerne « TPE » (hausse de 12,1 % de la valeur ajoutée). Tendance à la hausse confirmée sur les trois derniers intervalles disponibles. Aucun objectif documenté dans le corpus.</w:t>
       </w:r>
     </w:p>
     <w:p>
       <w:r>
-        <w:t>Évolution de la VA des PME entre 2018 et 2024 selon le secteur d’activité : Par rapport à 2023, l'évolution la plus marquée concerne « Primaire » (hausse de 12,1 %). Tendance à la hausse confirmée sur les trois derniers intervalles disponibles. Aucun objectif documenté dans le corpus.</w:t>
+        <w:t>Évolution de la VA des PME entre 2018 et 2024 selon le secteur d’activité : Par rapport à 2023, dans la répartition par secteur d’activité, l'évolution la plus marquée concerne « Primaire » (hausse de 12,1 % de la valeur ajoutée). Tendance à la hausse confirmée sur les trois derniers intervalles disponibles. Aucun objectif documenté dans le corpus.</w:t>
       </w:r>
     </w:p>
     <w:p>
       <w:r>
-        <w:t>Évolution du stock des PME selon le secteur d’activité de 2016 à 2024 (en %) : Par rapport à 2023, l'évolution la plus marquée concerne « Secondaire » (hausse de 26,1 %). Tendance à la hausse confirmée sur les trois derniers intervalles disponibles. Objectif documenté : « Ainsi, l’atteinte des objectifs fixés dans le cadre de l’implémentation du mix import/substitution et promotion des exportations demeure tributaire de la dynamique du secteur privé, majoritairement dominé par les PME qui représentent 99,8 % du stock des entreprises du pays. » (Note de perspective n°001/2024 : compétitivité des PME camerounaises, p. 3).</w:t>
+        <w:t>Évolution du stock des PME selon le secteur d’activité de 2016 à 2024 (en %) : Par rapport à 2023, dans la répartition par secteur, l'évolution la plus marquée concerne « Secondaire » (hausse de 26,1 % du stock). Tendance à la hausse confirmée sur les trois derniers intervalles disponibles. Objectif documenté : « Ainsi, l’atteinte des objectifs fixés dans le cadre de l’implémentation du mix import/substitution et promotion des exportations demeure tributaire de la dynamique du secteur privé, majoritairement dominé par les PME qui représentent 99,8 % du stock des entreprises du pays. » (Note de perspective n°001/2024 : compétitivité des PME camerounaises, p. 3).</w:t>
       </w:r>
     </w:p>
     <w:p>
       <w:r>
-        <w:t>Évolution du nombre de PME crées dans les CFCE de 2019 à 2024 : Par rapport à 2023, l'évolution la plus marquée concerne « Ebolowa » (hausse de 8,4 %). Variation ponctuelle (pas de tendance de même sens sur trois intervalles). Aucun objectif documenté dans le corpus.</w:t>
+        <w:t>Évolution du nombre de PME crées dans les CFCE de 2019 à 2024 : Par rapport à 2023, l'évolution la plus marquée concerne « Ebolowa » (hausse de 8,4 % de l'effectif). Variation ponctuelle (pas de tendance de même sens sur trois intervalles). Aucun objectif documenté dans le corpus.</w:t>
       </w:r>
     </w:p>
     <w:p>
       <w:r>
-        <w:t>Évolution du nombre d’UPA enregistrées dans les BCA de 2019 à 2024 : Par rapport à 2023, l'évolution la plus marquée concerne « Masculin » (baisse de 3,9 %). Tendance à la baisse confirmée sur les trois derniers intervalles disponibles. Aucun objectif documenté dans le corpus.</w:t>
+        <w:t>Évolution du nombre d’UPA enregistrées dans les BCA de 2019 à 2024 : Par rapport à 2023, dans la répartition par sexe, l'évolution la plus marquée concerne « Masculin » (baisse de 3,9 % de l'effectif). Tendance à la baisse confirmée sur les trois derniers intervalles disponibles. Aucun objectif documenté dans le corpus.</w:t>
       </w:r>
     </w:p>
     <w:p>
       <w:r>
-        <w:t>Répartition de la proportion d’UPA enregistrées par typologie d’artisanat et par région (en %) : Par rapport à 2023, l'évolution la plus marquée concerne « Art » (baisse de 3,5 %). Variation ponctuelle (pas de tendance de même sens sur trois intervalles). Aucun objectif documenté dans le corpus.</w:t>
+        <w:t>Répartition de la proportion d’UPA enregistrées par typologie d’artisanat et par région (en %) : Par rapport à 2023, dans la répartition par type d’artisanat, l'évolution la plus marquée concerne « Art » (baisse de 3,5 % de l'effectif). Variation ponctuelle (pas de tendance de même sens sur trois intervalles). Aucun objectif documenté dans le corpus.</w:t>
       </w:r>
     </w:p>
     <w:p>
@@ -289,7 +280,7 @@
         <w:pStyle w:val="ListBullet"/>
       </w:pPr>
       <w:r>
-        <w:t>Commentaire n° 786 (pme-typologie) — non validé</w:t>
+        <w:t>Commentaire n° 1469 (pme-typologie) — non validé</w:t>
       </w:r>
     </w:p>
     <w:p>
@@ -297,7 +288,7 @@
         <w:pStyle w:val="ListBullet"/>
       </w:pPr>
       <w:r>
-        <w:t>Commentaire n° 787 (pme-secteur-activite) — non validé</w:t>
+        <w:t>Commentaire n° 1470 (pme-secteur-activite) — non validé</w:t>
       </w:r>
     </w:p>
     <w:p>
@@ -305,7 +296,7 @@
         <w:pStyle w:val="ListBullet"/>
       </w:pPr>
       <w:r>
-        <w:t>Commentaire n° 776 (stock-pme-secteur-activite) — non validé</w:t>
+        <w:t>Commentaire n° 1459 (stock-pme-secteur-activite) — non validé</w:t>
       </w:r>
     </w:p>
     <w:p>
@@ -313,7 +304,7 @@
         <w:pStyle w:val="ListBullet"/>
       </w:pPr>
       <w:r>
-        <w:t>Commentaire n° 778 (pme-creees-sur-periode) — non validé</w:t>
+        <w:t>Commentaire n° 1461 (pme-creees-sur-periode) — non validé</w:t>
       </w:r>
     </w:p>
     <w:p>
@@ -321,7 +312,7 @@
         <w:pStyle w:val="ListBullet"/>
       </w:pPr>
       <w:r>
-        <w:t>Commentaire n° 783 (upa-enregistrees-dans-bureaux-communaux-region) — non validé</w:t>
+        <w:t>Commentaire n° 1466 (upa-enregistrees-dans-bureaux-communaux-region) — non validé</w:t>
       </w:r>
     </w:p>
     <w:p>
@@ -329,7 +320,7 @@
         <w:pStyle w:val="ListBullet"/>
       </w:pPr>
       <w:r>
-        <w:t>Commentaire n° 785 (upa-enregistrees-typologie-artisanat-region) — non validé</w:t>
+        <w:t>Commentaire n° 1468 (upa-enregistrees-typologie-artisanat-region) — non validé</w:t>
       </w:r>
     </w:p>
     <w:p>
@@ -345,6 +336,7 @@
       </w:r>
     </w:p>
     <w:sectPr>
+      <w:headerReference w:type="default" r:id="rId9"/>
       <w:pgSz w:w="12240" w:h="15840"/>
       <w:pgMar w:top="1440" w:right="1800" w:bottom="1440" w:left="1800" w:header="720" w:footer="720" w:gutter="0"/>
       <w:cols w:space="720"/>
@@ -352,6 +344,23 @@
     </w:sectPr>
   </w:body>
 </w:document>
+</file>
+
+<file path=word/header1.xml><?xml version="1.0" encoding="utf-8"?>
+<w:hdr xmlns:m="http://schemas.openxmlformats.org/officeDocument/2006/math" xmlns:mc="http://schemas.openxmlformats.org/markup-compatibility/2006" xmlns:mo="http://schemas.microsoft.com/office/mac/office/2008/main" xmlns:mv="urn:schemas-microsoft-com:mac:vml" xmlns:o="urn:schemas-microsoft-com:office:office" xmlns:r="http://schemas.openxmlformats.org/officeDocument/2006/relationships" xmlns:v="urn:schemas-microsoft-com:vml" xmlns:w10="urn:schemas-microsoft-com:office:word" xmlns:w14="http://schemas.microsoft.com/office/word/2010/wordml" xmlns:w="http://schemas.openxmlformats.org/wordprocessingml/2006/main" xmlns:wne="http://schemas.microsoft.com/office/word/2006/wordml" xmlns:wp14="http://schemas.microsoft.com/office/word/2010/wordprocessingDrawing" xmlns:wp="http://schemas.openxmlformats.org/drawingml/2006/wordprocessingDrawing" xmlns:wpc="http://schemas.microsoft.com/office/word/2010/wordprocessingCanvas" xmlns:wpg="http://schemas.microsoft.com/office/word/2010/wordprocessingGroup" xmlns:wpi="http://schemas.microsoft.com/office/word/2010/wordprocessingInk" xmlns:wps="http://schemas.microsoft.com/office/word/2010/wordprocessingShape" mc:Ignorable="w14 wp14">
+  <w:p>
+    <w:pPr>
+      <w:pStyle w:val="Header"/>
+    </w:pPr>
+    <w:r>
+      <w:rPr>
+        <w:color w:val="595959"/>
+        <w:sz w:val="18"/>
+      </w:rPr>
+      <w:t>ANALYS'PME — MINPMEESA — Cellule des Statistiques</w:t>
+    </w:r>
+  </w:p>
+</w:hdr>
 </file>
 
 <file path=word/numbering.xml><?xml version="1.0" encoding="utf-8"?>
@@ -784,7 +793,7 @@
       <w:rFonts w:asciiTheme="majorHAnsi" w:eastAsiaTheme="majorEastAsia" w:hAnsiTheme="majorHAnsi" w:cstheme="majorBidi"/>
       <w:b/>
       <w:bCs/>
-      <w:color w:val="365F91" w:themeColor="accent1" w:themeShade="BF"/>
+      <w:color w:val="007A5E"/>
       <w:sz w:val="28"/>
       <w:szCs w:val="28"/>
     </w:rPr>
@@ -808,7 +817,7 @@
       <w:rFonts w:asciiTheme="majorHAnsi" w:eastAsiaTheme="majorEastAsia" w:hAnsiTheme="majorHAnsi" w:cstheme="majorBidi"/>
       <w:b/>
       <w:bCs/>
-      <w:color w:val="4F81BD" w:themeColor="accent1"/>
+      <w:color w:val="007A5E"/>
       <w:sz w:val="26"/>
       <w:szCs w:val="26"/>
     </w:rPr>
@@ -832,7 +841,7 @@
       <w:rFonts w:asciiTheme="majorHAnsi" w:eastAsiaTheme="majorEastAsia" w:hAnsiTheme="majorHAnsi" w:cstheme="majorBidi"/>
       <w:b/>
       <w:bCs/>
-      <w:color w:val="4F81BD" w:themeColor="accent1"/>
+      <w:color w:val="007A5E"/>
     </w:rPr>
   </w:style>
   <w:style w:type="paragraph" w:styleId="Heading4">
@@ -1071,7 +1080,7 @@
     </w:pPr>
     <w:rPr>
       <w:rFonts w:asciiTheme="majorHAnsi" w:eastAsiaTheme="majorEastAsia" w:hAnsiTheme="majorHAnsi" w:cstheme="majorBidi"/>
-      <w:color w:val="17365D" w:themeColor="text2" w:themeShade="BF"/>
+      <w:color w:val="007A5E"/>
       <w:spacing w:val="5"/>
       <w:kern w:val="28"/>
       <w:sz w:val="52"/>

--- a/data/outputs/note_strategique_2024.docx
+++ b/data/outputs/note_strategique_2024.docx
@@ -20,7 +20,7 @@
           <w:color w:val="595959"/>
           <w:sz w:val="16"/>
         </w:rPr>
-        <w:t>Établie le 01/10/2026 ; 6 évolutions retenues ; 754 mots ; modèle : extractif (sans modèle de langage)</w:t>
+        <w:t>Établie le 01/10/2026 ; 5 évolutions retenues ; 549 mots ; modèle : extractif (sans modèle de langage)</w:t>
       </w:r>
     </w:p>
     <w:p>
@@ -53,6 +53,73 @@
         <w:t>⚠ Commentaires non encore validés par la Cellule : document à relire.</w:t>
       </w:r>
     </w:p>
+    <w:tbl>
+      <w:tblPr>
+        <w:tblStyle w:val="TableGrid"/>
+        <w:tblW w:type="auto" w:w="0"/>
+        <w:tblLook w:firstColumn="1" w:firstRow="1" w:lastColumn="0" w:lastRow="0" w:noHBand="0" w:noVBand="1" w:val="04A0"/>
+      </w:tblPr>
+      <w:tblGrid>
+        <w:gridCol w:w="8640"/>
+      </w:tblGrid>
+      <w:tr>
+        <w:tc>
+          <w:tcPr>
+            <w:tcW w:type="dxa" w:w="8640"/>
+          </w:tcPr>
+          <w:p>
+            <w:r>
+              <w:rPr>
+                <w:b/>
+                <w:color w:val="007A5E"/>
+              </w:rPr>
+              <w:t>Chiffres clés</w:t>
+            </w:r>
+          </w:p>
+          <w:p>
+            <w:pPr>
+              <w:pStyle w:val="ListBullet"/>
+            </w:pPr>
+            <w:r>
+              <w:t>Le stock de PME : 443 524 (+12,8 % par rapport à 2023).</w:t>
+            </w:r>
+          </w:p>
+          <w:p>
+            <w:pPr>
+              <w:pStyle w:val="ListBullet"/>
+            </w:pPr>
+            <w:r>
+              <w:t>Les créations de PME dans les CFCE : 21 132 (+7,5 % par rapport à 2023).</w:t>
+            </w:r>
+          </w:p>
+          <w:p>
+            <w:pPr>
+              <w:pStyle w:val="ListBullet"/>
+            </w:pPr>
+            <w:r>
+              <w:t>Les OES enregistrées : 3 909 (+1,1 % par rapport à 2023).</w:t>
+            </w:r>
+          </w:p>
+          <w:p>
+            <w:pPr>
+              <w:pStyle w:val="ListBullet"/>
+            </w:pPr>
+            <w:r>
+              <w:t>Les UPA enregistrées : 3 602 (+1,3 % par rapport à 2023).</w:t>
+            </w:r>
+          </w:p>
+          <w:p>
+            <w:pPr>
+              <w:pStyle w:val="ListBullet"/>
+            </w:pPr>
+            <w:r>
+              <w:t>La valeur ajoutée des PME : 7 291 millions de Francs CFA (+11,8 % par rapport à 2023).</w:t>
+            </w:r>
+          </w:p>
+        </w:tc>
+      </w:tr>
+    </w:tbl>
+    <w:p/>
     <w:p>
       <w:pPr>
         <w:pStyle w:val="Heading1"/>
@@ -66,7 +133,7 @@
         <w:pStyle w:val="ListBullet"/>
       </w:pPr>
       <w:r>
-        <w:t>Par rapport à 2023, dans la répartition par typologie, l'évolution la plus marquée concerne « TPE » (hausse de 12,1 % de la valeur ajoutée).</w:t>
+        <w:t>En 2024, le stock de PME atteint 443 524, en hausse de 12,8 % par rapport à 2023.</w:t>
       </w:r>
     </w:p>
     <w:p>
@@ -74,7 +141,7 @@
         <w:pStyle w:val="ListBullet"/>
       </w:pPr>
       <w:r>
-        <w:t>Par rapport à 2023, dans la répartition par secteur d’activité, l'évolution la plus marquée concerne « Primaire » (hausse de 12,1 % de la valeur ajoutée).</w:t>
+        <w:t>La dynamique la plus forte concerne « Adamaoua » (répartition par Région) pour le stock de PME : +12,8 % du stock en un an.</w:t>
       </w:r>
     </w:p>
     <w:p>
@@ -82,7 +149,7 @@
         <w:pStyle w:val="ListBullet"/>
       </w:pPr>
       <w:r>
-        <w:t>Par rapport à 2023, dans la répartition par secteur, l'évolution la plus marquée concerne « Secondaire » (hausse de 26,1 % du stock).</w:t>
+        <w:t>Point de vigilance : les UPA enregistrées reculent pour « Masculin » (répartition par sexe), avec une baisse de 3,9 % de l'effectif par rapport à 2023.</w:t>
       </w:r>
     </w:p>
     <w:p>
@@ -95,32 +162,27 @@
     </w:p>
     <w:p>
       <w:r>
-        <w:t>Évolution de la VA des PME entre 2018 et 2024 par typologie : Par rapport à 2023, dans la répartition par typologie, l'évolution la plus marquée concerne « TPE » (hausse de 12,1 % de la valeur ajoutée). Tendance à la hausse confirmée sur les trois derniers intervalles disponibles. Aucun objectif documenté dans le corpus.</w:t>
+        <w:t>Le stock de PME — Par rapport à 2023, ce total progresse de 12,8 %. Par rapport à 2023, dans la répartition par Région, l'évolution la plus marquée concerne « Adamaoua » (hausse de 12,8 % du stock). Historique trop court pour qualifier une tendance. Aucun objectif documenté dans le corpus.</w:t>
       </w:r>
     </w:p>
     <w:p>
       <w:r>
-        <w:t>Évolution de la VA des PME entre 2018 et 2024 selon le secteur d’activité : Par rapport à 2023, dans la répartition par secteur d’activité, l'évolution la plus marquée concerne « Primaire » (hausse de 12,1 % de la valeur ajoutée). Tendance à la hausse confirmée sur les trois derniers intervalles disponibles. Aucun objectif documenté dans le corpus.</w:t>
+        <w:t>Les créations de PME dans les CFCE — Par rapport à 2023, ce total progresse de 7,5 %. Par rapport à 2023, dans la répartition par secteur d’activité, l'évolution la plus marquée concerne « Bamenda / Tertiaire » (hausse de 7,9 % de l'effectif). Historique trop court pour qualifier une tendance. Aucun objectif documenté dans le corpus.</w:t>
       </w:r>
     </w:p>
     <w:p>
       <w:r>
-        <w:t>Évolution du stock des PME selon le secteur d’activité de 2016 à 2024 (en %) : Par rapport à 2023, dans la répartition par secteur, l'évolution la plus marquée concerne « Secondaire » (hausse de 26,1 % du stock). Tendance à la hausse confirmée sur les trois derniers intervalles disponibles. Objectif documenté : « Ainsi, l’atteinte des objectifs fixés dans le cadre de l’implémentation du mix import/substitution et promotion des exportations demeure tributaire de la dynamique du secteur privé, majoritairement dominé par les PME qui représentent 99,8 % du stock des entreprises du pays. » (Note de perspective n°001/2024 : compétitivité des PME camerounaises, p. 3).</w:t>
+        <w:t>La valeur ajoutée des PME — Par rapport à 2023, « VA des PME » progresse de 11,8 %. Par rapport à 2023, dans la répartition par typologie, l'évolution la plus marquée concerne « TPE » (hausse de 12,1 % de la valeur ajoutée). Tendance à la hausse confirmée sur les trois derniers intervalles disponibles. Aucun objectif documenté dans le corpus.</w:t>
       </w:r>
     </w:p>
     <w:p>
       <w:r>
-        <w:t>Évolution du nombre de PME crées dans les CFCE de 2019 à 2024 : Par rapport à 2023, l'évolution la plus marquée concerne « Ebolowa » (hausse de 8,4 % de l'effectif). Variation ponctuelle (pas de tendance de même sens sur trois intervalles). Aucun objectif documenté dans le corpus.</w:t>
+        <w:t>Les OES enregistrées — Par rapport à 2023, ce total progresse de 1,1 %. Par rapport à 2023, dans la répartition par région, l'évolution la plus marquée concerne « Nord-Ouest » (hausse de 5,1 % de l'effectif). Historique trop court pour qualifier une tendance. Aucun objectif documenté dans le corpus.</w:t>
       </w:r>
     </w:p>
     <w:p>
       <w:r>
-        <w:t>Évolution du nombre d’UPA enregistrées dans les BCA de 2019 à 2024 : Par rapport à 2023, dans la répartition par sexe, l'évolution la plus marquée concerne « Masculin » (baisse de 3,9 % de l'effectif). Tendance à la baisse confirmée sur les trois derniers intervalles disponibles. Aucun objectif documenté dans le corpus.</w:t>
-      </w:r>
-    </w:p>
-    <w:p>
-      <w:r>
-        <w:t>Répartition de la proportion d’UPA enregistrées par typologie d’artisanat et par région (en %) : Par rapport à 2023, dans la répartition par type d’artisanat, l'évolution la plus marquée concerne « Art » (baisse de 3,5 % de l'effectif). Variation ponctuelle (pas de tendance de même sens sur trois intervalles). Aucun objectif documenté dans le corpus.</w:t>
+        <w:t>Les UPA enregistrées — Par rapport à 2023, ce total progresse de 1,3 %. Par rapport à 2023, dans la répartition par sexe, l'évolution la plus marquée concerne « Masculin » (baisse de 3,9 % de l'effectif). Variation ponctuelle (pas de tendance de même sens sur trois intervalles). Aucun objectif documenté dans le corpus.</w:t>
       </w:r>
     </w:p>
     <w:p>
@@ -136,15 +198,7 @@
         <w:pStyle w:val="ListBullet"/>
       </w:pPr>
       <w:r>
-        <w:t>Recul observé pour « Évolution du nombre d’UPA enregistrées dans les BCA de 2019 à 2024 ».</w:t>
-      </w:r>
-    </w:p>
-    <w:p>
-      <w:pPr>
-        <w:pStyle w:val="ListBullet"/>
-      </w:pPr>
-      <w:r>
-        <w:t>Recul observé pour « Répartition de la proportion d’UPA enregistrées par typologie d’artisanat et par région (en %) ».</w:t>
+        <w:t>Malgré la progression d'ensemble des UPA enregistrées, recul pour « Masculin » (3,9 % de l'effectif).</w:t>
       </w:r>
     </w:p>
     <w:p>
@@ -168,7 +222,7 @@
         <w:pStyle w:val="ListBullet"/>
       </w:pPr>
       <w:r>
-        <w:t>Poursuivre le suivi de « Évolution de la VA des PME entre 2018 et 2024 par typologie » et préciser, le cas échéant, un objectif de référence.</w:t>
+        <w:t>Cibler : examiner la situation de « Adamaoua » pour le stock de PME, afin d'identifier les facteurs locaux de la dynamique observée.</w:t>
       </w:r>
     </w:p>
     <w:p>
@@ -176,7 +230,7 @@
         <w:pStyle w:val="ListBullet"/>
       </w:pPr>
       <w:r>
-        <w:t>Poursuivre le suivi de « Évolution de la VA des PME entre 2018 et 2024 selon le secteur d’activité » et préciser, le cas échéant, un objectif de référence.</w:t>
+        <w:t>Cibler : examiner la situation de « Bamenda / Tertiaire » pour les créations de PME dans les CFCE, afin d'identifier les facteurs locaux de la dynamique observée.</w:t>
       </w:r>
     </w:p>
     <w:p>
@@ -184,7 +238,7 @@
         <w:pStyle w:val="ListBullet"/>
       </w:pPr>
       <w:r>
-        <w:t>Consolider les actions qui soutiennent « Évolution du stock des PME selon le secteur d’activité de 2016 à 2024 (en %) », en cohérence avec l'objectif documenté.</w:t>
+        <w:t>Approfondir : documenter les facteurs de la hausse durable observée pour la valeur ajoutée des PME, afin d'en tirer des enseignements pour l'action publique.</w:t>
       </w:r>
     </w:p>
     <w:p>
@@ -192,7 +246,7 @@
         <w:pStyle w:val="ListBullet"/>
       </w:pPr>
       <w:r>
-        <w:t>Poursuivre le suivi de « Évolution du nombre de PME crées dans les CFCE de 2019 à 2024 » et préciser, le cas échéant, un objectif de référence.</w:t>
+        <w:t>Cibler : examiner la situation de « Nord-Ouest » pour les OES enregistrées, afin d'identifier les facteurs locaux de la dynamique observée.</w:t>
       </w:r>
     </w:p>
     <w:p>
@@ -200,15 +254,7 @@
         <w:pStyle w:val="ListBullet"/>
       </w:pPr>
       <w:r>
-        <w:t>Examiner les causes du recul de « Évolution du nombre d’UPA enregistrées dans les BCA de 2019 à 2024 » et envisager des mesures d'accompagnement ciblées.</w:t>
-      </w:r>
-    </w:p>
-    <w:p>
-      <w:pPr>
-        <w:pStyle w:val="ListBullet"/>
-      </w:pPr>
-      <w:r>
-        <w:t>Examiner les causes du recul de « Répartition de la proportion d’UPA enregistrées par typologie d’artisanat et par région (en %) » et envisager des mesures d'accompagnement ciblées.</w:t>
+        <w:t>Suivre : fixer un objectif de référence pour les UPA enregistrées afin d'apprécier les prochaines évolutions.</w:t>
       </w:r>
     </w:p>
     <w:p>
@@ -224,7 +270,7 @@
         <w:pStyle w:val="ListBullet"/>
       </w:pPr>
       <w:r>
-        <w:t>annuaire_2024, tableau 2, p. 17</w:t>
+        <w:t>annuaire_2024, tableau 4, p. 18</w:t>
       </w:r>
     </w:p>
     <w:p>
@@ -232,7 +278,7 @@
         <w:pStyle w:val="ListBullet"/>
       </w:pPr>
       <w:r>
-        <w:t>annuaire_2024, tableau 7, p. 19</w:t>
+        <w:t>annuaire_2024, tableau 8, p. 19</w:t>
       </w:r>
     </w:p>
     <w:p>
@@ -248,7 +294,7 @@
         <w:pStyle w:val="ListBullet"/>
       </w:pPr>
       <w:r>
-        <w:t>annuaire_2024, tableau 17, p. 27</w:t>
+        <w:t>annuaire_2024, tableau 21, p. 30</w:t>
       </w:r>
     </w:p>
     <w:p>
@@ -264,7 +310,7 @@
         <w:pStyle w:val="ListBullet"/>
       </w:pPr>
       <w:r>
-        <w:t>annuaire_2024, tableau 30, p. 38</w:t>
+        <w:t>Commentaire n° 78 (stock-pme-region) — non validé</w:t>
       </w:r>
     </w:p>
     <w:p>
@@ -272,7 +318,7 @@
         <w:pStyle w:val="ListBullet"/>
       </w:pPr>
       <w:r>
-        <w:t>Note de perspective n°001/2024 : compétitivité des PME camerounaises, p. 3 (objectif documenté)</w:t>
+        <w:t>Commentaire n° 82 (pme-creees-secteur-activite) — non validé</w:t>
       </w:r>
     </w:p>
     <w:p>
@@ -280,7 +326,7 @@
         <w:pStyle w:val="ListBullet"/>
       </w:pPr>
       <w:r>
-        <w:t>Commentaire n° 1469 (pme-typologie) — non validé</w:t>
+        <w:t>Commentaire n° 89 (pme-typologie) — non validé</w:t>
       </w:r>
     </w:p>
     <w:p>
@@ -288,7 +334,7 @@
         <w:pStyle w:val="ListBullet"/>
       </w:pPr>
       <w:r>
-        <w:t>Commentaire n° 1470 (pme-secteur-activite) — non validé</w:t>
+        <w:t>Commentaire n° 84 (nombre-oes-creees) — non validé</w:t>
       </w:r>
     </w:p>
     <w:p>
@@ -296,31 +342,7 @@
         <w:pStyle w:val="ListBullet"/>
       </w:pPr>
       <w:r>
-        <w:t>Commentaire n° 1459 (stock-pme-secteur-activite) — non validé</w:t>
-      </w:r>
-    </w:p>
-    <w:p>
-      <w:pPr>
-        <w:pStyle w:val="ListBullet"/>
-      </w:pPr>
-      <w:r>
-        <w:t>Commentaire n° 1461 (pme-creees-sur-periode) — non validé</w:t>
-      </w:r>
-    </w:p>
-    <w:p>
-      <w:pPr>
-        <w:pStyle w:val="ListBullet"/>
-      </w:pPr>
-      <w:r>
-        <w:t>Commentaire n° 1466 (upa-enregistrees-dans-bureaux-communaux-region) — non validé</w:t>
-      </w:r>
-    </w:p>
-    <w:p>
-      <w:pPr>
-        <w:pStyle w:val="ListBullet"/>
-      </w:pPr>
-      <w:r>
-        <w:t>Commentaire n° 1468 (upa-enregistrees-typologie-artisanat-region) — non validé</w:t>
+        <w:t>Commentaire n° 86 (upa-enregistrees-dans-bureaux-communaux-region) — non validé</w:t>
       </w:r>
     </w:p>
     <w:p>

--- a/data/outputs/note_strategique_2024.docx
+++ b/data/outputs/note_strategique_2024.docx
@@ -278,7 +278,7 @@
         <w:pStyle w:val="ListBullet"/>
       </w:pPr>
       <w:r>
-        <w:t>annuaire_2024, tableau 8, p. 19</w:t>
+        <w:t>annuaire_2024, tableau 8, p. 20</w:t>
       </w:r>
     </w:p>
     <w:p>
@@ -310,7 +310,7 @@
         <w:pStyle w:val="ListBullet"/>
       </w:pPr>
       <w:r>
-        <w:t>Commentaire n° 78 (stock-pme-region) — non validé</w:t>
+        <w:t>Commentaire n° 444 (stock-pme-region) — non validé</w:t>
       </w:r>
     </w:p>
     <w:p>
@@ -318,7 +318,7 @@
         <w:pStyle w:val="ListBullet"/>
       </w:pPr>
       <w:r>
-        <w:t>Commentaire n° 82 (pme-creees-secteur-activite) — non validé</w:t>
+        <w:t>Commentaire n° 448 (pme-creees-secteur-activite) — non validé</w:t>
       </w:r>
     </w:p>
     <w:p>
@@ -326,7 +326,7 @@
         <w:pStyle w:val="ListBullet"/>
       </w:pPr>
       <w:r>
-        <w:t>Commentaire n° 89 (pme-typologie) — non validé</w:t>
+        <w:t>Commentaire n° 455 (pme-typologie) — non validé</w:t>
       </w:r>
     </w:p>
     <w:p>
@@ -334,7 +334,7 @@
         <w:pStyle w:val="ListBullet"/>
       </w:pPr>
       <w:r>
-        <w:t>Commentaire n° 84 (nombre-oes-creees) — non validé</w:t>
+        <w:t>Commentaire n° 450 (nombre-oes-creees) — non validé</w:t>
       </w:r>
     </w:p>
     <w:p>
@@ -342,7 +342,7 @@
         <w:pStyle w:val="ListBullet"/>
       </w:pPr>
       <w:r>
-        <w:t>Commentaire n° 86 (upa-enregistrees-dans-bureaux-communaux-region) — non validé</w:t>
+        <w:t>Commentaire n° 452 (upa-enregistrees-dans-bureaux-communaux-region) — non validé</w:t>
       </w:r>
     </w:p>
     <w:p>

--- a/data/outputs/note_strategique_2024.docx
+++ b/data/outputs/note_strategique_2024.docx
@@ -20,7 +20,7 @@
           <w:color w:val="595959"/>
           <w:sz w:val="16"/>
         </w:rPr>
-        <w:t>Établie le 01/10/2026 ; 5 évolutions retenues ; 549 mots ; modèle : extractif (sans modèle de langage)</w:t>
+        <w:t>Établie le 11/10/2026 ; 5 évolutions retenues ; 603 mots ; modèle : extractif (sans modèle de langage)</w:t>
       </w:r>
     </w:p>
     <w:p>
@@ -71,7 +71,7 @@
             <w:r>
               <w:rPr>
                 <w:b/>
-                <w:color w:val="007A5E"/>
+                <w:color w:val="00563B"/>
               </w:rPr>
               <w:t>Chiffres clés</w:t>
             </w:r>
@@ -141,7 +141,7 @@
         <w:pStyle w:val="ListBullet"/>
       </w:pPr>
       <w:r>
-        <w:t>La dynamique la plus forte concerne « Adamaoua » (répartition par Région) pour le stock de PME : +12,8 % du stock en un an.</w:t>
+        <w:t>La dynamique la plus forte concerne « TPE » (répartition par typologie) pour la valeur ajoutée des PME : +12,1 % de la valeur ajoutée en un an.</w:t>
       </w:r>
     </w:p>
     <w:p>
@@ -162,7 +162,7 @@
     </w:p>
     <w:p>
       <w:r>
-        <w:t>Le stock de PME — Par rapport à 2023, ce total progresse de 12,8 %. Par rapport à 2023, dans la répartition par Région, l'évolution la plus marquée concerne « Adamaoua » (hausse de 12,8 % du stock). Historique trop court pour qualifier une tendance. Aucun objectif documenté dans le corpus.</w:t>
+        <w:t>Le stock de PME — Par rapport à 2023, ce total progresse de 12,8 %. Historique trop court pour qualifier une tendance. Aucun objectif documenté dans le corpus.</w:t>
       </w:r>
     </w:p>
     <w:p>
@@ -222,7 +222,7 @@
         <w:pStyle w:val="ListBullet"/>
       </w:pPr>
       <w:r>
-        <w:t>Cibler : examiner la situation de « Adamaoua » pour le stock de PME, afin d'identifier les facteurs locaux de la dynamique observée.</w:t>
+        <w:t>Suivre : fixer un objectif de référence pour le stock de PME afin d'apprécier les prochaines évolutions.</w:t>
       </w:r>
     </w:p>
     <w:p>
@@ -270,7 +270,7 @@
         <w:pStyle w:val="ListBullet"/>
       </w:pPr>
       <w:r>
-        <w:t>annuaire_2024, tableau 4, p. 18</w:t>
+        <w:t>Annuaire 2024, tableau 4, p. 18</w:t>
       </w:r>
     </w:p>
     <w:p>
@@ -278,7 +278,7 @@
         <w:pStyle w:val="ListBullet"/>
       </w:pPr>
       <w:r>
-        <w:t>annuaire_2024, tableau 8, p. 20</w:t>
+        <w:t>Annuaire 2024, tableau 8, p. 20</w:t>
       </w:r>
     </w:p>
     <w:p>
@@ -286,7 +286,7 @@
         <w:pStyle w:val="ListBullet"/>
       </w:pPr>
       <w:r>
-        <w:t>annuaire_2024, tableau 16, p. 27</w:t>
+        <w:t>Annuaire 2024, tableau 16, p. 27</w:t>
       </w:r>
     </w:p>
     <w:p>
@@ -294,7 +294,7 @@
         <w:pStyle w:val="ListBullet"/>
       </w:pPr>
       <w:r>
-        <w:t>annuaire_2024, tableau 21, p. 30</w:t>
+        <w:t>Annuaire 2024, tableau 21, p. 30</w:t>
       </w:r>
     </w:p>
     <w:p>
@@ -302,7 +302,7 @@
         <w:pStyle w:val="ListBullet"/>
       </w:pPr>
       <w:r>
-        <w:t>annuaire_2024, tableau 29, p. 38</w:t>
+        <w:t>Annuaire 2024, tableau 29, p. 38</w:t>
       </w:r>
     </w:p>
     <w:p>
@@ -310,7 +310,7 @@
         <w:pStyle w:val="ListBullet"/>
       </w:pPr>
       <w:r>
-        <w:t>Commentaire n° 444 (stock-pme-region) — non validé</w:t>
+        <w:t>Commentaire de l'indicateur « Répartition du stock des PME en 2024 par région (en %) » — non encore validé</w:t>
       </w:r>
     </w:p>
     <w:p>
@@ -318,7 +318,7 @@
         <w:pStyle w:val="ListBullet"/>
       </w:pPr>
       <w:r>
-        <w:t>Commentaire n° 448 (pme-creees-secteur-activite) — non validé</w:t>
+        <w:t>Commentaire de l'indicateur « Répartition et évolution de la proportion PME créées dans les CFCE par secteur d’activité de 2022 à 2024 (en %) » — non encore validé</w:t>
       </w:r>
     </w:p>
     <w:p>
@@ -326,7 +326,7 @@
         <w:pStyle w:val="ListBullet"/>
       </w:pPr>
       <w:r>
-        <w:t>Commentaire n° 455 (pme-typologie) — non validé</w:t>
+        <w:t>Commentaire de l'indicateur « Évolution de la VA des PME entre 2018 et 2024 par typologie » — non encore validé</w:t>
       </w:r>
     </w:p>
     <w:p>
@@ -334,7 +334,7 @@
         <w:pStyle w:val="ListBullet"/>
       </w:pPr>
       <w:r>
-        <w:t>Commentaire n° 450 (nombre-oes-creees) — non validé</w:t>
+        <w:t>Commentaire de l'indicateur « Évolution du nombre des OES créées de 2020 à 2024 » — non encore validé</w:t>
       </w:r>
     </w:p>
     <w:p>
@@ -342,7 +342,7 @@
         <w:pStyle w:val="ListBullet"/>
       </w:pPr>
       <w:r>
-        <w:t>Commentaire n° 452 (upa-enregistrees-dans-bureaux-communaux-region) — non validé</w:t>
+        <w:t>Commentaire de l'indicateur « Évolution du nombre d’UPA enregistrées dans les BCA de 2019 à 2024 » — non encore validé</w:t>
       </w:r>
     </w:p>
     <w:p>
@@ -374,6 +374,43 @@
     <w:pPr>
       <w:pStyle w:val="Header"/>
     </w:pPr>
+    <w:r>
+      <w:drawing>
+        <wp:inline xmlns:a="http://schemas.openxmlformats.org/drawingml/2006/main" xmlns:pic="http://schemas.openxmlformats.org/drawingml/2006/picture">
+          <wp:extent cx="473710" cy="432000"/>
+          <wp:docPr id="1" name="Picture 1"/>
+          <wp:cNvGraphicFramePr>
+            <a:graphicFrameLocks noChangeAspect="1"/>
+          </wp:cNvGraphicFramePr>
+          <a:graphic>
+            <a:graphicData uri="http://schemas.openxmlformats.org/drawingml/2006/picture">
+              <pic:pic>
+                <pic:nvPicPr>
+                  <pic:cNvPr id="0" name="logo.png"/>
+                  <pic:cNvPicPr/>
+                </pic:nvPicPr>
+                <pic:blipFill>
+                  <a:blip r:embed="rId1"/>
+                  <a:stretch>
+                    <a:fillRect/>
+                  </a:stretch>
+                </pic:blipFill>
+                <pic:spPr>
+                  <a:xfrm>
+                    <a:off x="0" y="0"/>
+                    <a:ext cx="473710" cy="432000"/>
+                  </a:xfrm>
+                  <a:prstGeom prst="rect"/>
+                </pic:spPr>
+              </pic:pic>
+            </a:graphicData>
+          </a:graphic>
+        </wp:inline>
+      </w:drawing>
+    </w:r>
+    <w:r>
+      <w:t xml:space="preserve">   </w:t>
+    </w:r>
     <w:r>
       <w:rPr>
         <w:color w:val="595959"/>
@@ -815,7 +852,7 @@
       <w:rFonts w:asciiTheme="majorHAnsi" w:eastAsiaTheme="majorEastAsia" w:hAnsiTheme="majorHAnsi" w:cstheme="majorBidi"/>
       <w:b/>
       <w:bCs/>
-      <w:color w:val="007A5E"/>
+      <w:color w:val="00563B"/>
       <w:sz w:val="28"/>
       <w:szCs w:val="28"/>
     </w:rPr>
@@ -839,7 +876,7 @@
       <w:rFonts w:asciiTheme="majorHAnsi" w:eastAsiaTheme="majorEastAsia" w:hAnsiTheme="majorHAnsi" w:cstheme="majorBidi"/>
       <w:b/>
       <w:bCs/>
-      <w:color w:val="007A5E"/>
+      <w:color w:val="00563B"/>
       <w:sz w:val="26"/>
       <w:szCs w:val="26"/>
     </w:rPr>
@@ -863,7 +900,7 @@
       <w:rFonts w:asciiTheme="majorHAnsi" w:eastAsiaTheme="majorEastAsia" w:hAnsiTheme="majorHAnsi" w:cstheme="majorBidi"/>
       <w:b/>
       <w:bCs/>
-      <w:color w:val="007A5E"/>
+      <w:color w:val="00563B"/>
     </w:rPr>
   </w:style>
   <w:style w:type="paragraph" w:styleId="Heading4">
@@ -1102,7 +1139,7 @@
     </w:pPr>
     <w:rPr>
       <w:rFonts w:asciiTheme="majorHAnsi" w:eastAsiaTheme="majorEastAsia" w:hAnsiTheme="majorHAnsi" w:cstheme="majorBidi"/>
-      <w:color w:val="007A5E"/>
+      <w:color w:val="00563B"/>
       <w:spacing w:val="5"/>
       <w:kern w:val="28"/>
       <w:sz w:val="52"/>

--- a/data/outputs/note_strategique_2024.docx
+++ b/data/outputs/note_strategique_2024.docx
@@ -167,7 +167,7 @@
     </w:p>
     <w:p>
       <w:r>
-        <w:t>Les créations de PME dans les CFCE — Par rapport à 2023, ce total progresse de 7,5 %. Par rapport à 2023, dans la répartition par secteur d’activité, l'évolution la plus marquée concerne « Bamenda / Tertiaire » (hausse de 7,9 % de l'effectif). Historique trop court pour qualifier une tendance. Aucun objectif documenté dans le corpus.</w:t>
+        <w:t>Les créations de PME dans les CFCE — Par rapport à 2023, ce total progresse de 7,5 %. Par rapport à 2023, dans la répartition par localisation géographique, l'évolution la plus marquée concerne « Bamenda / Tertiaire » (hausse de 7,9 % de l'effectif). Historique trop court pour qualifier une tendance. Aucun objectif documenté dans le corpus.</w:t>
       </w:r>
     </w:p>
     <w:p>
